--- a/Проєктування інформаційних систем/лаб2/lab2_1.docx
+++ b/Проєктування інформаційних систем/лаб2/lab2_1.docx
@@ -578,12 +578,13 @@
     </w:p>
     <w:p>
       <w:pPr>
-        <w:pStyle w:val="2"/>
+        <w:pStyle w:val="3"/>
         <w:spacing w:line="360" w:lineRule="auto"/>
-        <w:ind w:firstLine="708"/>
         <w:jc w:val="both"/>
         <w:rPr>
           <w:rFonts w:ascii="Times New Roman" w:hAnsi="Times New Roman" w:cs="Times New Roman"/>
+          <w:b/>
+          <w:bCs/>
           <w:color w:val="auto"/>
           <w:sz w:val="28"/>
           <w:szCs w:val="28"/>
@@ -591,8 +592,9 @@
       </w:pPr>
       <w:r>
         <w:rPr>
-          <w:rStyle w:val="a9"/>
-          <w:rFonts w:ascii="Times New Roman" w:hAnsi="Times New Roman" w:cs="Times New Roman"/>
+          <w:rFonts w:ascii="Times New Roman" w:hAnsi="Times New Roman" w:cs="Times New Roman"/>
+          <w:b/>
+          <w:bCs/>
           <w:color w:val="auto"/>
           <w:sz w:val="28"/>
           <w:szCs w:val="28"/>
@@ -603,68 +605,47 @@
     </w:p>
     <w:p>
       <w:pPr>
-        <w:pStyle w:val="a8"/>
-        <w:spacing w:line="360" w:lineRule="auto"/>
-        <w:ind w:firstLine="708"/>
+        <w:spacing w:before="100" w:beforeAutospacing="1" w:after="100" w:afterAutospacing="1" w:line="360" w:lineRule="auto"/>
         <w:jc w:val="both"/>
         <w:rPr>
-          <w:sz w:val="28"/>
-          <w:szCs w:val="28"/>
-        </w:rPr>
-      </w:pPr>
-      <w:r>
-        <w:rPr>
-          <w:sz w:val="28"/>
-          <w:szCs w:val="28"/>
-        </w:rPr>
-        <w:t xml:space="preserve">Автоматизована інформаційна система сайту </w:t>
-      </w:r>
-      <w:proofErr w:type="spellStart"/>
-      <w:r>
-        <w:rPr>
-          <w:rStyle w:val="a9"/>
-          <w:sz w:val="28"/>
-          <w:szCs w:val="28"/>
-        </w:rPr>
-        <w:t>Crental</w:t>
-      </w:r>
-      <w:proofErr w:type="spellEnd"/>
-      <w:r>
-        <w:rPr>
-          <w:sz w:val="28"/>
-          <w:szCs w:val="28"/>
-        </w:rPr>
-        <w:t xml:space="preserve"> призначена для надання онлайн-сервісу бронювання автомобілів. Вона забезпечує зручну взаємодію між компанією та клієнтами, дозволяє отримувати повну інформацію про автопарк, умови оренди та здійснювати попереднє бронювання автомобілів через інтернет.</w:t>
-      </w:r>
-    </w:p>
-    <w:p>
-      <w:pPr>
-        <w:pStyle w:val="a8"/>
-        <w:spacing w:line="360" w:lineRule="auto"/>
-        <w:ind w:firstLine="708"/>
+          <w:rFonts w:ascii="Times New Roman" w:hAnsi="Times New Roman" w:cs="Times New Roman"/>
+          <w:sz w:val="28"/>
+          <w:szCs w:val="28"/>
+        </w:rPr>
+      </w:pPr>
+      <w:r>
+        <w:rPr>
+          <w:rFonts w:ascii="Times New Roman" w:hAnsi="Times New Roman" w:cs="Times New Roman"/>
+          <w:sz w:val="28"/>
+          <w:szCs w:val="28"/>
+        </w:rPr>
+        <w:t>Інформаційна система призначена для автоматизації процесів обліку та управління пунктом прокату автомобілів. Вона буде використовуватися для реєстрації клієнтів, обліку автомобілів і ведення записів про оренди. Система дозволить автоматизувати процеси збору та обробки даних про клієнтів, автомобілі, оренди, а також фінансові операції, що знизить час на обробку та підвищить ефективність роботи пункту прокату.</w:t>
+      </w:r>
+    </w:p>
+    <w:p>
+      <w:pPr>
+        <w:spacing w:before="100" w:beforeAutospacing="1" w:after="100" w:afterAutospacing="1" w:line="360" w:lineRule="auto"/>
         <w:jc w:val="both"/>
         <w:rPr>
-          <w:b/>
-          <w:bCs/>
-          <w:sz w:val="28"/>
-          <w:szCs w:val="28"/>
-        </w:rPr>
-      </w:pPr>
-      <w:r>
-        <w:rPr>
-          <w:b/>
-          <w:bCs/>
-          <w:sz w:val="28"/>
-          <w:szCs w:val="28"/>
-        </w:rPr>
-        <w:t>Система використовується для обслуговування таких категорій клієнтів:</w:t>
+          <w:rFonts w:ascii="Times New Roman" w:hAnsi="Times New Roman" w:cs="Times New Roman"/>
+          <w:sz w:val="28"/>
+          <w:szCs w:val="28"/>
+        </w:rPr>
+      </w:pPr>
+      <w:r>
+        <w:rPr>
+          <w:rFonts w:ascii="Times New Roman" w:hAnsi="Times New Roman" w:cs="Times New Roman"/>
+          <w:sz w:val="28"/>
+          <w:szCs w:val="28"/>
+        </w:rPr>
+        <w:t>Система повинна автоматизувати наступні процеси:</w:t>
       </w:r>
     </w:p>
     <w:p>
       <w:pPr>
         <w:numPr>
           <w:ilvl w:val="0"/>
-          <w:numId w:val="9"/>
+          <w:numId w:val="14"/>
         </w:numPr>
         <w:spacing w:before="100" w:beforeAutospacing="1" w:after="100" w:afterAutospacing="1" w:line="360" w:lineRule="auto"/>
         <w:jc w:val="both"/>
@@ -676,18 +657,27 @@
       </w:pPr>
       <w:r>
         <w:rPr>
-          <w:rFonts w:ascii="Times New Roman" w:hAnsi="Times New Roman" w:cs="Times New Roman"/>
-          <w:sz w:val="28"/>
-          <w:szCs w:val="28"/>
-        </w:rPr>
-        <w:t>туристи,</w:t>
+          <w:rStyle w:val="a9"/>
+          <w:rFonts w:ascii="Times New Roman" w:hAnsi="Times New Roman" w:cs="Times New Roman"/>
+          <w:sz w:val="28"/>
+          <w:szCs w:val="28"/>
+        </w:rPr>
+        <w:t>Реєстрація клієнтів</w:t>
+      </w:r>
+      <w:r>
+        <w:rPr>
+          <w:rFonts w:ascii="Times New Roman" w:hAnsi="Times New Roman" w:cs="Times New Roman"/>
+          <w:sz w:val="28"/>
+          <w:szCs w:val="28"/>
+        </w:rPr>
+        <w:t>: Збір стандартної інформації (прізвище, ім’я, по батькові, адреса, телефон).</w:t>
       </w:r>
     </w:p>
     <w:p>
       <w:pPr>
         <w:numPr>
           <w:ilvl w:val="0"/>
-          <w:numId w:val="9"/>
+          <w:numId w:val="14"/>
         </w:numPr>
         <w:spacing w:before="100" w:beforeAutospacing="1" w:after="100" w:afterAutospacing="1" w:line="360" w:lineRule="auto"/>
         <w:jc w:val="both"/>
@@ -699,18 +689,27 @@
       </w:pPr>
       <w:r>
         <w:rPr>
-          <w:rFonts w:ascii="Times New Roman" w:hAnsi="Times New Roman" w:cs="Times New Roman"/>
-          <w:sz w:val="28"/>
-          <w:szCs w:val="28"/>
-        </w:rPr>
-        <w:t>бізнесмени,</w:t>
+          <w:rStyle w:val="a9"/>
+          <w:rFonts w:ascii="Times New Roman" w:hAnsi="Times New Roman" w:cs="Times New Roman"/>
+          <w:sz w:val="28"/>
+          <w:szCs w:val="28"/>
+        </w:rPr>
+        <w:t>Облік автомобілів</w:t>
+      </w:r>
+      <w:r>
+        <w:rPr>
+          <w:rFonts w:ascii="Times New Roman" w:hAnsi="Times New Roman" w:cs="Times New Roman"/>
+          <w:sz w:val="28"/>
+          <w:szCs w:val="28"/>
+        </w:rPr>
+        <w:t>: Ведення списку автомобілів з характеристиками, включаючи марку, вартість і тип.</w:t>
       </w:r>
     </w:p>
     <w:p>
       <w:pPr>
         <w:numPr>
           <w:ilvl w:val="0"/>
-          <w:numId w:val="9"/>
+          <w:numId w:val="14"/>
         </w:numPr>
         <w:spacing w:before="100" w:beforeAutospacing="1" w:after="100" w:afterAutospacing="1" w:line="360" w:lineRule="auto"/>
         <w:jc w:val="both"/>
@@ -722,21 +721,61 @@
       </w:pPr>
       <w:r>
         <w:rPr>
-          <w:rFonts w:ascii="Times New Roman" w:hAnsi="Times New Roman" w:cs="Times New Roman"/>
-          <w:sz w:val="28"/>
-          <w:szCs w:val="28"/>
-        </w:rPr>
-        <w:t>місцеві жителі, які потребують автомобіль на певний час.</w:t>
-      </w:r>
-    </w:p>
-    <w:p>
-      <w:pPr>
-        <w:pStyle w:val="2"/>
+          <w:rStyle w:val="a9"/>
+          <w:rFonts w:ascii="Times New Roman" w:hAnsi="Times New Roman" w:cs="Times New Roman"/>
+          <w:sz w:val="28"/>
+          <w:szCs w:val="28"/>
+        </w:rPr>
+        <w:t>Управління орендами</w:t>
+      </w:r>
+      <w:r>
+        <w:rPr>
+          <w:rFonts w:ascii="Times New Roman" w:hAnsi="Times New Roman" w:cs="Times New Roman"/>
+          <w:sz w:val="28"/>
+          <w:szCs w:val="28"/>
+        </w:rPr>
+        <w:t>: Фіксування інформації про кожну угоду, зокрема, дату видачі автомобіля та дату його повернення.</w:t>
+      </w:r>
+    </w:p>
+    <w:p>
+      <w:pPr>
+        <w:spacing w:before="100" w:beforeAutospacing="1" w:after="100" w:afterAutospacing="1" w:line="360" w:lineRule="auto"/>
+        <w:jc w:val="both"/>
+        <w:rPr>
+          <w:rFonts w:ascii="Times New Roman" w:hAnsi="Times New Roman" w:cs="Times New Roman"/>
+          <w:sz w:val="28"/>
+          <w:szCs w:val="28"/>
+        </w:rPr>
+      </w:pPr>
+      <w:r>
+        <w:rPr>
+          <w:rFonts w:ascii="Times New Roman" w:hAnsi="Times New Roman" w:cs="Times New Roman"/>
+          <w:sz w:val="28"/>
+          <w:szCs w:val="28"/>
+        </w:rPr>
+        <w:t>Система також повинна забезпечити ефективний облік фінансових показників і надавати можливість складання звітів для подальшого аналізу результатів роботи пункту прокату.</w:t>
+      </w:r>
+    </w:p>
+    <w:p>
+      <w:pPr>
+        <w:spacing w:after="0" w:line="360" w:lineRule="auto"/>
+        <w:jc w:val="both"/>
+        <w:rPr>
+          <w:rFonts w:ascii="Times New Roman" w:hAnsi="Times New Roman" w:cs="Times New Roman"/>
+          <w:sz w:val="28"/>
+          <w:szCs w:val="28"/>
+        </w:rPr>
+      </w:pPr>
+    </w:p>
+    <w:p>
+      <w:pPr>
+        <w:pStyle w:val="3"/>
         <w:spacing w:line="360" w:lineRule="auto"/>
-        <w:ind w:firstLine="708"/>
         <w:jc w:val="both"/>
         <w:rPr>
           <w:rFonts w:ascii="Times New Roman" w:hAnsi="Times New Roman" w:cs="Times New Roman"/>
+          <w:b/>
+          <w:bCs/>
           <w:color w:val="auto"/>
           <w:sz w:val="28"/>
           <w:szCs w:val="28"/>
@@ -744,8 +783,9 @@
       </w:pPr>
       <w:r>
         <w:rPr>
-          <w:rStyle w:val="a9"/>
-          <w:rFonts w:ascii="Times New Roman" w:hAnsi="Times New Roman" w:cs="Times New Roman"/>
+          <w:rFonts w:ascii="Times New Roman" w:hAnsi="Times New Roman" w:cs="Times New Roman"/>
+          <w:b/>
+          <w:bCs/>
           <w:color w:val="auto"/>
           <w:sz w:val="28"/>
           <w:szCs w:val="28"/>
@@ -757,7 +797,7 @@
       <w:pPr>
         <w:numPr>
           <w:ilvl w:val="0"/>
-          <w:numId w:val="10"/>
+          <w:numId w:val="15"/>
         </w:numPr>
         <w:spacing w:before="100" w:beforeAutospacing="1" w:after="100" w:afterAutospacing="1" w:line="360" w:lineRule="auto"/>
         <w:jc w:val="both"/>
@@ -769,18 +809,27 @@
       </w:pPr>
       <w:r>
         <w:rPr>
-          <w:rFonts w:ascii="Times New Roman" w:hAnsi="Times New Roman" w:cs="Times New Roman"/>
-          <w:sz w:val="28"/>
-          <w:szCs w:val="28"/>
-        </w:rPr>
-        <w:t>Створення сучасного веб-ресурсу для зручної взаємодії з клієнтами та онлайн-бронювання автомобілів.</w:t>
+          <w:rStyle w:val="a9"/>
+          <w:rFonts w:ascii="Times New Roman" w:hAnsi="Times New Roman" w:cs="Times New Roman"/>
+          <w:sz w:val="28"/>
+          <w:szCs w:val="28"/>
+        </w:rPr>
+        <w:t>Заміна наявної інформаційної системи</w:t>
+      </w:r>
+      <w:r>
+        <w:rPr>
+          <w:rFonts w:ascii="Times New Roman" w:hAnsi="Times New Roman" w:cs="Times New Roman"/>
+          <w:sz w:val="28"/>
+          <w:szCs w:val="28"/>
+        </w:rPr>
+        <w:t>: Вдосконалення існуючої системи, яка не забезпечує ефективного і зручного обліку клієнтів та автомобілів, зокрема, через відсутність централізованого збору даних та автоматизованого обліку.</w:t>
       </w:r>
     </w:p>
     <w:p>
       <w:pPr>
         <w:numPr>
           <w:ilvl w:val="0"/>
-          <w:numId w:val="10"/>
+          <w:numId w:val="15"/>
         </w:numPr>
         <w:spacing w:before="100" w:beforeAutospacing="1" w:after="100" w:afterAutospacing="1" w:line="360" w:lineRule="auto"/>
         <w:jc w:val="both"/>
@@ -792,18 +841,27 @@
       </w:pPr>
       <w:r>
         <w:rPr>
-          <w:rFonts w:ascii="Times New Roman" w:hAnsi="Times New Roman" w:cs="Times New Roman"/>
-          <w:sz w:val="28"/>
-          <w:szCs w:val="28"/>
-        </w:rPr>
-        <w:t>Підвищення якості та швидкості обслуговування клієнтів.</w:t>
+          <w:rStyle w:val="a9"/>
+          <w:rFonts w:ascii="Times New Roman" w:hAnsi="Times New Roman" w:cs="Times New Roman"/>
+          <w:sz w:val="28"/>
+          <w:szCs w:val="28"/>
+        </w:rPr>
+        <w:t>Підвищення ефективності управління</w:t>
+      </w:r>
+      <w:r>
+        <w:rPr>
+          <w:rFonts w:ascii="Times New Roman" w:hAnsi="Times New Roman" w:cs="Times New Roman"/>
+          <w:sz w:val="28"/>
+          <w:szCs w:val="28"/>
+        </w:rPr>
+        <w:t>: Зменшення часу на обробку оренд, реєстрацію клієнтів та оновлення даних про автомобілі, що дозволяє знижувати кількість помилок і підвищує оперативність.</w:t>
       </w:r>
     </w:p>
     <w:p>
       <w:pPr>
         <w:numPr>
           <w:ilvl w:val="0"/>
-          <w:numId w:val="10"/>
+          <w:numId w:val="15"/>
         </w:numPr>
         <w:spacing w:before="100" w:beforeAutospacing="1" w:after="100" w:afterAutospacing="1" w:line="360" w:lineRule="auto"/>
         <w:jc w:val="both"/>
@@ -815,18 +873,28 @@
       </w:pPr>
       <w:r>
         <w:rPr>
-          <w:rFonts w:ascii="Times New Roman" w:hAnsi="Times New Roman" w:cs="Times New Roman"/>
-          <w:sz w:val="28"/>
-          <w:szCs w:val="28"/>
-        </w:rPr>
-        <w:t>Забезпечення цілодобового доступу до послуг компанії через інтернет.</w:t>
+          <w:rStyle w:val="a9"/>
+          <w:rFonts w:ascii="Times New Roman" w:hAnsi="Times New Roman" w:cs="Times New Roman"/>
+          <w:sz w:val="28"/>
+          <w:szCs w:val="28"/>
+        </w:rPr>
+        <w:lastRenderedPageBreak/>
+        <w:t>Забезпечення точності фінансового обліку</w:t>
+      </w:r>
+      <w:r>
+        <w:rPr>
+          <w:rFonts w:ascii="Times New Roman" w:hAnsi="Times New Roman" w:cs="Times New Roman"/>
+          <w:sz w:val="28"/>
+          <w:szCs w:val="28"/>
+        </w:rPr>
+        <w:t>: Впровадження системи для автоматичного розрахунку вартості оренди, що базується на вартості автомобіля та тривалості оренди.</w:t>
       </w:r>
     </w:p>
     <w:p>
       <w:pPr>
         <w:numPr>
           <w:ilvl w:val="0"/>
-          <w:numId w:val="10"/>
+          <w:numId w:val="15"/>
         </w:numPr>
         <w:spacing w:before="100" w:beforeAutospacing="1" w:after="100" w:afterAutospacing="1" w:line="360" w:lineRule="auto"/>
         <w:jc w:val="both"/>
@@ -838,18 +906,27 @@
       </w:pPr>
       <w:r>
         <w:rPr>
-          <w:rFonts w:ascii="Times New Roman" w:hAnsi="Times New Roman" w:cs="Times New Roman"/>
-          <w:sz w:val="28"/>
-          <w:szCs w:val="28"/>
-        </w:rPr>
-        <w:t>Автоматизація процесів бронювання, ведення обліку автомобілів та обробки замовлень.</w:t>
+          <w:rStyle w:val="a9"/>
+          <w:rFonts w:ascii="Times New Roman" w:hAnsi="Times New Roman" w:cs="Times New Roman"/>
+          <w:sz w:val="28"/>
+          <w:szCs w:val="28"/>
+        </w:rPr>
+        <w:t>Покращення доступності даних</w:t>
+      </w:r>
+      <w:r>
+        <w:rPr>
+          <w:rFonts w:ascii="Times New Roman" w:hAnsi="Times New Roman" w:cs="Times New Roman"/>
+          <w:sz w:val="28"/>
+          <w:szCs w:val="28"/>
+        </w:rPr>
+        <w:t>: Система повинна забезпечити швидкий доступ до інформації, що дозволяє ефективно управляти даними про автомобілі, клієнтів і угоди, а також надавати адміністрації звіти для аналізу.</w:t>
       </w:r>
     </w:p>
     <w:p>
       <w:pPr>
         <w:numPr>
           <w:ilvl w:val="0"/>
-          <w:numId w:val="10"/>
+          <w:numId w:val="15"/>
         </w:numPr>
         <w:spacing w:before="100" w:beforeAutospacing="1" w:after="100" w:afterAutospacing="1" w:line="360" w:lineRule="auto"/>
         <w:jc w:val="both"/>
@@ -861,36 +938,66 @@
       </w:pPr>
       <w:r>
         <w:rPr>
-          <w:rFonts w:ascii="Times New Roman" w:hAnsi="Times New Roman" w:cs="Times New Roman"/>
-          <w:sz w:val="28"/>
-          <w:szCs w:val="28"/>
-        </w:rPr>
-        <w:t xml:space="preserve">Інтеграція з платіжними системами для прийому </w:t>
-      </w:r>
-      <w:proofErr w:type="spellStart"/>
-      <w:r>
-        <w:rPr>
-          <w:rFonts w:ascii="Times New Roman" w:hAnsi="Times New Roman" w:cs="Times New Roman"/>
-          <w:sz w:val="28"/>
-          <w:szCs w:val="28"/>
-        </w:rPr>
-        <w:t>оплат</w:t>
-      </w:r>
-      <w:proofErr w:type="spellEnd"/>
-      <w:r>
-        <w:rPr>
-          <w:rFonts w:ascii="Times New Roman" w:hAnsi="Times New Roman" w:cs="Times New Roman"/>
-          <w:sz w:val="28"/>
-          <w:szCs w:val="28"/>
-        </w:rPr>
-        <w:t xml:space="preserve"> онлайн.</w:t>
+          <w:rStyle w:val="a9"/>
+          <w:rFonts w:ascii="Times New Roman" w:hAnsi="Times New Roman" w:cs="Times New Roman"/>
+          <w:sz w:val="28"/>
+          <w:szCs w:val="28"/>
+        </w:rPr>
+        <w:t>Забезпечення безпеки даних</w:t>
+      </w:r>
+      <w:r>
+        <w:rPr>
+          <w:rFonts w:ascii="Times New Roman" w:hAnsi="Times New Roman" w:cs="Times New Roman"/>
+          <w:sz w:val="28"/>
+          <w:szCs w:val="28"/>
+        </w:rPr>
+        <w:t>: Забезпечення захисту від несанкціонованого доступу до інформації, збереження історії всіх операцій і гарантування цілісності даних.</w:t>
+      </w:r>
+    </w:p>
+    <w:p>
+      <w:pPr>
+        <w:spacing w:after="0" w:line="360" w:lineRule="auto"/>
+        <w:jc w:val="both"/>
+        <w:rPr>
+          <w:rFonts w:ascii="Times New Roman" w:hAnsi="Times New Roman" w:cs="Times New Roman"/>
+          <w:b/>
+          <w:bCs/>
+          <w:sz w:val="28"/>
+          <w:szCs w:val="28"/>
+        </w:rPr>
+      </w:pPr>
+    </w:p>
+    <w:p>
+      <w:pPr>
+        <w:pStyle w:val="3"/>
+        <w:spacing w:line="360" w:lineRule="auto"/>
+        <w:jc w:val="both"/>
+        <w:rPr>
+          <w:rFonts w:ascii="Times New Roman" w:hAnsi="Times New Roman" w:cs="Times New Roman"/>
+          <w:b/>
+          <w:bCs/>
+          <w:color w:val="auto"/>
+          <w:sz w:val="28"/>
+          <w:szCs w:val="28"/>
+        </w:rPr>
+      </w:pPr>
+      <w:r>
+        <w:rPr>
+          <w:rFonts w:ascii="Times New Roman" w:hAnsi="Times New Roman" w:cs="Times New Roman"/>
+          <w:b/>
+          <w:bCs/>
+          <w:color w:val="auto"/>
+          <w:sz w:val="28"/>
+          <w:szCs w:val="28"/>
+        </w:rPr>
+        <w:t>Задачі, які система має вирішувати:</w:t>
       </w:r>
     </w:p>
     <w:p>
       <w:pPr>
         <w:numPr>
           <w:ilvl w:val="0"/>
-          <w:numId w:val="10"/>
+          <w:numId w:val="16"/>
         </w:numPr>
         <w:spacing w:before="100" w:beforeAutospacing="1" w:after="100" w:afterAutospacing="1" w:line="360" w:lineRule="auto"/>
         <w:jc w:val="both"/>
@@ -902,42 +1009,27 @@
       </w:pPr>
       <w:r>
         <w:rPr>
-          <w:rFonts w:ascii="Times New Roman" w:hAnsi="Times New Roman" w:cs="Times New Roman"/>
-          <w:sz w:val="28"/>
-          <w:szCs w:val="28"/>
-        </w:rPr>
-        <w:t>Зменшення навантаження на працівників офісу за рахунок самообслуговування клієнтів через сайт.</w:t>
-      </w:r>
-    </w:p>
-    <w:p>
-      <w:pPr>
-        <w:pStyle w:val="2"/>
-        <w:spacing w:line="360" w:lineRule="auto"/>
-        <w:ind w:firstLine="708"/>
-        <w:jc w:val="both"/>
-        <w:rPr>
-          <w:rFonts w:ascii="Times New Roman" w:hAnsi="Times New Roman" w:cs="Times New Roman"/>
-          <w:color w:val="auto"/>
-          <w:sz w:val="28"/>
-          <w:szCs w:val="28"/>
-        </w:rPr>
-      </w:pPr>
-      <w:r>
-        <w:rPr>
           <w:rStyle w:val="a9"/>
           <w:rFonts w:ascii="Times New Roman" w:hAnsi="Times New Roman" w:cs="Times New Roman"/>
-          <w:color w:val="auto"/>
-          <w:sz w:val="28"/>
-          <w:szCs w:val="28"/>
-        </w:rPr>
-        <w:t>Задачі, які система має вирішувати:</w:t>
+          <w:sz w:val="28"/>
+          <w:szCs w:val="28"/>
+        </w:rPr>
+        <w:t>Реєстрація клієнтів</w:t>
+      </w:r>
+      <w:r>
+        <w:rPr>
+          <w:rFonts w:ascii="Times New Roman" w:hAnsi="Times New Roman" w:cs="Times New Roman"/>
+          <w:sz w:val="28"/>
+          <w:szCs w:val="28"/>
+        </w:rPr>
+        <w:t>: Для кожного клієнта повинна зберігатися стандартна інформація (прізвище, ім’я, по батькові, адреса, телефон). Клієнти можуть звертатися в пункт прокату кілька разів, і кожне звернення фіксується в системі.</w:t>
       </w:r>
     </w:p>
     <w:p>
       <w:pPr>
         <w:numPr>
           <w:ilvl w:val="0"/>
-          <w:numId w:val="11"/>
+          <w:numId w:val="16"/>
         </w:numPr>
         <w:spacing w:before="100" w:beforeAutospacing="1" w:after="100" w:afterAutospacing="1" w:line="360" w:lineRule="auto"/>
         <w:jc w:val="both"/>
@@ -949,18 +1041,27 @@
       </w:pPr>
       <w:r>
         <w:rPr>
-          <w:rFonts w:ascii="Times New Roman" w:hAnsi="Times New Roman" w:cs="Times New Roman"/>
-          <w:sz w:val="28"/>
-          <w:szCs w:val="28"/>
-        </w:rPr>
-        <w:t>Надання інформації про компанію, автопарк, умови оренди та контактні дані.</w:t>
+          <w:rStyle w:val="a9"/>
+          <w:rFonts w:ascii="Times New Roman" w:hAnsi="Times New Roman" w:cs="Times New Roman"/>
+          <w:sz w:val="28"/>
+          <w:szCs w:val="28"/>
+        </w:rPr>
+        <w:t>Облік автомобілів</w:t>
+      </w:r>
+      <w:r>
+        <w:rPr>
+          <w:rFonts w:ascii="Times New Roman" w:hAnsi="Times New Roman" w:cs="Times New Roman"/>
+          <w:sz w:val="28"/>
+          <w:szCs w:val="28"/>
+        </w:rPr>
+        <w:t>: Для кожного автомобіля має бути збережена інформація про марку, тип, вартість, вартість прокату. Система повинна забезпечити автоматизований облік наявності автомобілів в автопарку і їхньої доступності для прокату.</w:t>
       </w:r>
     </w:p>
     <w:p>
       <w:pPr>
         <w:numPr>
           <w:ilvl w:val="0"/>
-          <w:numId w:val="11"/>
+          <w:numId w:val="16"/>
         </w:numPr>
         <w:spacing w:before="100" w:beforeAutospacing="1" w:after="100" w:afterAutospacing="1" w:line="360" w:lineRule="auto"/>
         <w:jc w:val="both"/>
@@ -972,18 +1073,27 @@
       </w:pPr>
       <w:r>
         <w:rPr>
-          <w:rFonts w:ascii="Times New Roman" w:hAnsi="Times New Roman" w:cs="Times New Roman"/>
-          <w:sz w:val="28"/>
-          <w:szCs w:val="28"/>
-        </w:rPr>
-        <w:t>Організація процесу онлайн-бронювання автомобілів із можливістю вибору авто, дати та додаткових послуг.</w:t>
+          <w:rStyle w:val="a9"/>
+          <w:rFonts w:ascii="Times New Roman" w:hAnsi="Times New Roman" w:cs="Times New Roman"/>
+          <w:sz w:val="28"/>
+          <w:szCs w:val="28"/>
+        </w:rPr>
+        <w:t>Управління орендами</w:t>
+      </w:r>
+      <w:r>
+        <w:rPr>
+          <w:rFonts w:ascii="Times New Roman" w:hAnsi="Times New Roman" w:cs="Times New Roman"/>
+          <w:sz w:val="28"/>
+          <w:szCs w:val="28"/>
+        </w:rPr>
+        <w:t>: Для кожної угоди має фіксуватися автомобіль, клієнт, дата видачі та дата повернення. Система повинна автоматично обчислювати вартість оренди на основі типу автомобіля та тривалості оренди.</w:t>
       </w:r>
     </w:p>
     <w:p>
       <w:pPr>
         <w:numPr>
           <w:ilvl w:val="0"/>
-          <w:numId w:val="11"/>
+          <w:numId w:val="16"/>
         </w:numPr>
         <w:spacing w:before="100" w:beforeAutospacing="1" w:after="100" w:afterAutospacing="1" w:line="360" w:lineRule="auto"/>
         <w:jc w:val="both"/>
@@ -995,18 +1105,27 @@
       </w:pPr>
       <w:r>
         <w:rPr>
-          <w:rFonts w:ascii="Times New Roman" w:hAnsi="Times New Roman" w:cs="Times New Roman"/>
-          <w:sz w:val="28"/>
-          <w:szCs w:val="28"/>
-        </w:rPr>
-        <w:t>Ведення бази клієнтів та історії замовлень.</w:t>
+          <w:rStyle w:val="a9"/>
+          <w:rFonts w:ascii="Times New Roman" w:hAnsi="Times New Roman" w:cs="Times New Roman"/>
+          <w:sz w:val="28"/>
+          <w:szCs w:val="28"/>
+        </w:rPr>
+        <w:t>Фінансовий облік</w:t>
+      </w:r>
+      <w:r>
+        <w:rPr>
+          <w:rFonts w:ascii="Times New Roman" w:hAnsi="Times New Roman" w:cs="Times New Roman"/>
+          <w:sz w:val="28"/>
+          <w:szCs w:val="28"/>
+        </w:rPr>
+        <w:t>: Система має підтримувати точний облік фінансових операцій, включаючи розрахунок вартості оренди та нарахування додаткових платежів. Всі фінансові операції повинні бути автоматизовані для зручності управління та зменшення можливості помилок.</w:t>
       </w:r>
     </w:p>
     <w:p>
       <w:pPr>
         <w:numPr>
           <w:ilvl w:val="0"/>
-          <w:numId w:val="11"/>
+          <w:numId w:val="16"/>
         </w:numPr>
         <w:spacing w:before="100" w:beforeAutospacing="1" w:after="100" w:afterAutospacing="1" w:line="360" w:lineRule="auto"/>
         <w:jc w:val="both"/>
@@ -1018,275 +1137,26 @@
       </w:pPr>
       <w:r>
         <w:rPr>
-          <w:rFonts w:ascii="Times New Roman" w:hAnsi="Times New Roman" w:cs="Times New Roman"/>
-          <w:sz w:val="28"/>
-          <w:szCs w:val="28"/>
-        </w:rPr>
-        <w:t xml:space="preserve">Інтеграція з </w:t>
-      </w:r>
-      <w:proofErr w:type="spellStart"/>
-      <w:r>
-        <w:rPr>
-          <w:rFonts w:ascii="Times New Roman" w:hAnsi="Times New Roman" w:cs="Times New Roman"/>
-          <w:sz w:val="28"/>
-          <w:szCs w:val="28"/>
-        </w:rPr>
-        <w:t>Google</w:t>
-      </w:r>
-      <w:proofErr w:type="spellEnd"/>
-      <w:r>
-        <w:rPr>
-          <w:rFonts w:ascii="Times New Roman" w:hAnsi="Times New Roman" w:cs="Times New Roman"/>
-          <w:sz w:val="28"/>
-          <w:szCs w:val="28"/>
-        </w:rPr>
-        <w:t xml:space="preserve"> </w:t>
-      </w:r>
-      <w:proofErr w:type="spellStart"/>
-      <w:r>
-        <w:rPr>
-          <w:rFonts w:ascii="Times New Roman" w:hAnsi="Times New Roman" w:cs="Times New Roman"/>
-          <w:sz w:val="28"/>
-          <w:szCs w:val="28"/>
-        </w:rPr>
-        <w:t>Maps</w:t>
-      </w:r>
-      <w:proofErr w:type="spellEnd"/>
-      <w:r>
-        <w:rPr>
-          <w:rFonts w:ascii="Times New Roman" w:hAnsi="Times New Roman" w:cs="Times New Roman"/>
-          <w:sz w:val="28"/>
-          <w:szCs w:val="28"/>
-        </w:rPr>
-        <w:t xml:space="preserve"> для зручного пошуку пунктів отримання авто.</w:t>
-      </w:r>
-    </w:p>
-    <w:p>
-      <w:pPr>
-        <w:numPr>
-          <w:ilvl w:val="0"/>
-          <w:numId w:val="11"/>
-        </w:numPr>
-        <w:spacing w:before="100" w:beforeAutospacing="1" w:after="100" w:afterAutospacing="1" w:line="360" w:lineRule="auto"/>
-        <w:jc w:val="both"/>
-        <w:rPr>
-          <w:rFonts w:ascii="Times New Roman" w:hAnsi="Times New Roman" w:cs="Times New Roman"/>
-          <w:sz w:val="28"/>
-          <w:szCs w:val="28"/>
-        </w:rPr>
-      </w:pPr>
-      <w:r>
-        <w:rPr>
-          <w:rFonts w:ascii="Times New Roman" w:hAnsi="Times New Roman" w:cs="Times New Roman"/>
-          <w:sz w:val="28"/>
-          <w:szCs w:val="28"/>
-        </w:rPr>
-        <w:t>Здійснення онлайн-</w:t>
-      </w:r>
-      <w:proofErr w:type="spellStart"/>
-      <w:r>
-        <w:rPr>
-          <w:rFonts w:ascii="Times New Roman" w:hAnsi="Times New Roman" w:cs="Times New Roman"/>
-          <w:sz w:val="28"/>
-          <w:szCs w:val="28"/>
-        </w:rPr>
-        <w:t>оплат</w:t>
-      </w:r>
-      <w:proofErr w:type="spellEnd"/>
-      <w:r>
-        <w:rPr>
-          <w:rFonts w:ascii="Times New Roman" w:hAnsi="Times New Roman" w:cs="Times New Roman"/>
-          <w:sz w:val="28"/>
-          <w:szCs w:val="28"/>
-        </w:rPr>
-        <w:t xml:space="preserve"> або </w:t>
-      </w:r>
-      <w:proofErr w:type="spellStart"/>
-      <w:r>
-        <w:rPr>
-          <w:rFonts w:ascii="Times New Roman" w:hAnsi="Times New Roman" w:cs="Times New Roman"/>
-          <w:sz w:val="28"/>
-          <w:szCs w:val="28"/>
-        </w:rPr>
-        <w:t>передоплат</w:t>
-      </w:r>
-      <w:proofErr w:type="spellEnd"/>
-      <w:r>
-        <w:rPr>
-          <w:rFonts w:ascii="Times New Roman" w:hAnsi="Times New Roman" w:cs="Times New Roman"/>
-          <w:sz w:val="28"/>
-          <w:szCs w:val="28"/>
-        </w:rPr>
-        <w:t xml:space="preserve"> через платіжні системи.</w:t>
-      </w:r>
-    </w:p>
-    <w:p>
-      <w:pPr>
-        <w:numPr>
-          <w:ilvl w:val="0"/>
-          <w:numId w:val="11"/>
-        </w:numPr>
-        <w:spacing w:before="100" w:beforeAutospacing="1" w:after="100" w:afterAutospacing="1" w:line="360" w:lineRule="auto"/>
-        <w:jc w:val="both"/>
-        <w:rPr>
-          <w:rFonts w:ascii="Times New Roman" w:hAnsi="Times New Roman" w:cs="Times New Roman"/>
-          <w:sz w:val="28"/>
-          <w:szCs w:val="28"/>
-        </w:rPr>
-      </w:pPr>
-      <w:r>
-        <w:rPr>
-          <w:rFonts w:ascii="Times New Roman" w:hAnsi="Times New Roman" w:cs="Times New Roman"/>
-          <w:sz w:val="28"/>
-          <w:szCs w:val="28"/>
-        </w:rPr>
-        <w:t>Надання особистого кабінету для клієнтів з історією замовлень.</w:t>
-      </w:r>
-    </w:p>
-    <w:p>
-      <w:pPr>
-        <w:numPr>
-          <w:ilvl w:val="0"/>
-          <w:numId w:val="11"/>
-        </w:numPr>
-        <w:spacing w:before="100" w:beforeAutospacing="1" w:after="100" w:afterAutospacing="1" w:line="360" w:lineRule="auto"/>
-        <w:jc w:val="both"/>
-        <w:rPr>
-          <w:rFonts w:ascii="Times New Roman" w:hAnsi="Times New Roman" w:cs="Times New Roman"/>
-          <w:sz w:val="28"/>
-          <w:szCs w:val="28"/>
-        </w:rPr>
-      </w:pPr>
-      <w:r>
-        <w:rPr>
-          <w:rFonts w:ascii="Times New Roman" w:hAnsi="Times New Roman" w:cs="Times New Roman"/>
-          <w:sz w:val="28"/>
-          <w:szCs w:val="28"/>
-        </w:rPr>
-        <w:t>Забезпечення фільтрації автомобілів за параметрами (тип, марка, ціна).</w:t>
-      </w:r>
-    </w:p>
-    <w:p>
-      <w:pPr>
-        <w:numPr>
-          <w:ilvl w:val="0"/>
-          <w:numId w:val="11"/>
-        </w:numPr>
-        <w:spacing w:before="100" w:beforeAutospacing="1" w:after="100" w:afterAutospacing="1" w:line="360" w:lineRule="auto"/>
-        <w:jc w:val="both"/>
-        <w:rPr>
-          <w:rFonts w:ascii="Times New Roman" w:hAnsi="Times New Roman" w:cs="Times New Roman"/>
-          <w:sz w:val="28"/>
-          <w:szCs w:val="28"/>
-        </w:rPr>
-      </w:pPr>
-      <w:r>
-        <w:rPr>
-          <w:rFonts w:ascii="Times New Roman" w:hAnsi="Times New Roman" w:cs="Times New Roman"/>
-          <w:sz w:val="28"/>
-          <w:szCs w:val="28"/>
-        </w:rPr>
-        <w:lastRenderedPageBreak/>
-        <w:t>Збір та обробка відгуків клієнтів.</w:t>
-      </w:r>
-    </w:p>
-    <w:p>
-      <w:pPr>
-        <w:numPr>
-          <w:ilvl w:val="0"/>
-          <w:numId w:val="11"/>
-        </w:numPr>
-        <w:spacing w:before="100" w:beforeAutospacing="1" w:after="100" w:afterAutospacing="1" w:line="360" w:lineRule="auto"/>
-        <w:jc w:val="both"/>
-        <w:rPr>
-          <w:rFonts w:ascii="Times New Roman" w:hAnsi="Times New Roman" w:cs="Times New Roman"/>
-          <w:sz w:val="28"/>
-          <w:szCs w:val="28"/>
-        </w:rPr>
-      </w:pPr>
-      <w:r>
-        <w:rPr>
-          <w:rFonts w:ascii="Times New Roman" w:hAnsi="Times New Roman" w:cs="Times New Roman"/>
-          <w:sz w:val="28"/>
-          <w:szCs w:val="28"/>
-        </w:rPr>
-        <w:t>Інтеграція з аналітичними сервісами (</w:t>
-      </w:r>
-      <w:proofErr w:type="spellStart"/>
-      <w:r>
-        <w:rPr>
-          <w:rFonts w:ascii="Times New Roman" w:hAnsi="Times New Roman" w:cs="Times New Roman"/>
-          <w:sz w:val="28"/>
-          <w:szCs w:val="28"/>
-        </w:rPr>
-        <w:t>Google</w:t>
-      </w:r>
-      <w:proofErr w:type="spellEnd"/>
-      <w:r>
-        <w:rPr>
-          <w:rFonts w:ascii="Times New Roman" w:hAnsi="Times New Roman" w:cs="Times New Roman"/>
-          <w:sz w:val="28"/>
-          <w:szCs w:val="28"/>
-        </w:rPr>
-        <w:t xml:space="preserve"> </w:t>
-      </w:r>
-      <w:proofErr w:type="spellStart"/>
-      <w:r>
-        <w:rPr>
-          <w:rFonts w:ascii="Times New Roman" w:hAnsi="Times New Roman" w:cs="Times New Roman"/>
-          <w:sz w:val="28"/>
-          <w:szCs w:val="28"/>
-        </w:rPr>
-        <w:t>Analytics</w:t>
-      </w:r>
-      <w:proofErr w:type="spellEnd"/>
-      <w:r>
-        <w:rPr>
-          <w:rFonts w:ascii="Times New Roman" w:hAnsi="Times New Roman" w:cs="Times New Roman"/>
-          <w:sz w:val="28"/>
-          <w:szCs w:val="28"/>
-        </w:rPr>
-        <w:t>).</w:t>
-      </w:r>
-    </w:p>
-    <w:p>
-      <w:pPr>
-        <w:numPr>
-          <w:ilvl w:val="0"/>
-          <w:numId w:val="11"/>
-        </w:numPr>
-        <w:spacing w:before="100" w:beforeAutospacing="1" w:after="100" w:afterAutospacing="1" w:line="360" w:lineRule="auto"/>
-        <w:jc w:val="both"/>
-        <w:rPr>
-          <w:rFonts w:ascii="Times New Roman" w:hAnsi="Times New Roman" w:cs="Times New Roman"/>
-          <w:sz w:val="28"/>
-          <w:szCs w:val="28"/>
-        </w:rPr>
-      </w:pPr>
-      <w:r>
-        <w:rPr>
-          <w:rFonts w:ascii="Times New Roman" w:hAnsi="Times New Roman" w:cs="Times New Roman"/>
-          <w:sz w:val="28"/>
-          <w:szCs w:val="28"/>
-        </w:rPr>
-        <w:t>Забезпечення адаптивності та зручності користування на будь-яких пристроях.</w:t>
-      </w:r>
-    </w:p>
-    <w:p>
-      <w:pPr>
-        <w:spacing w:after="0" w:line="360" w:lineRule="auto"/>
-        <w:rPr>
-          <w:rFonts w:ascii="Times New Roman" w:eastAsia="Times New Roman" w:hAnsi="Times New Roman" w:cs="Times New Roman"/>
-          <w:noProof/>
-          <w:sz w:val="28"/>
-          <w:szCs w:val="28"/>
-        </w:rPr>
-      </w:pPr>
+          <w:rStyle w:val="a9"/>
+          <w:rFonts w:ascii="Times New Roman" w:hAnsi="Times New Roman" w:cs="Times New Roman"/>
+          <w:sz w:val="28"/>
+          <w:szCs w:val="28"/>
+        </w:rPr>
+        <w:t>Звіти та аналітика</w:t>
+      </w:r>
+      <w:r>
+        <w:rPr>
+          <w:rFonts w:ascii="Times New Roman" w:hAnsi="Times New Roman" w:cs="Times New Roman"/>
+          <w:sz w:val="28"/>
+          <w:szCs w:val="28"/>
+        </w:rPr>
+        <w:t>: Підготовка звітів за результатами роботи пункту прокату, зокрема звітів про доходи, кількість орендованих автомобілів, середню тривалість оренди тощо.</w:t>
+      </w:r>
     </w:p>
     <w:sectPr>
       <w:headerReference w:type="default" r:id="rId7"/>
       <w:pgSz w:w="11906" w:h="16838"/>
-      <w:pgMar w:top="567" w:right="567" w:bottom="567" w:left="567" w:header="284" w:footer="284" w:gutter="0"/>
+      <w:pgMar w:top="567" w:right="851" w:bottom="567" w:left="1134" w:header="284" w:footer="284" w:gutter="0"/>
       <w:cols w:space="708"/>
       <w:titlePg/>
       <w:docGrid w:linePitch="360"/>
@@ -2189,6 +2059,155 @@
     </w:lvl>
   </w:abstractNum>
   <w:abstractNum w:abstractNumId="6" w15:restartNumberingAfterBreak="0">
+    <w:nsid w:val="38B54165"/>
+    <w:multiLevelType w:val="multilevel"/>
+    <w:tmpl w:val="DEAADB5C"/>
+    <w:lvl w:ilvl="0">
+      <w:start w:val="1"/>
+      <w:numFmt w:val="bullet"/>
+      <w:lvlText w:val=""/>
+      <w:lvlJc w:val="left"/>
+      <w:pPr>
+        <w:tabs>
+          <w:tab w:val="num" w:pos="720"/>
+        </w:tabs>
+        <w:ind w:left="720" w:hanging="360"/>
+      </w:pPr>
+      <w:rPr>
+        <w:rFonts w:ascii="Symbol" w:hAnsi="Symbol" w:hint="default"/>
+        <w:sz w:val="20"/>
+      </w:rPr>
+    </w:lvl>
+    <w:lvl w:ilvl="1" w:tentative="1">
+      <w:start w:val="1"/>
+      <w:numFmt w:val="bullet"/>
+      <w:lvlText w:val="o"/>
+      <w:lvlJc w:val="left"/>
+      <w:pPr>
+        <w:tabs>
+          <w:tab w:val="num" w:pos="1440"/>
+        </w:tabs>
+        <w:ind w:left="1440" w:hanging="360"/>
+      </w:pPr>
+      <w:rPr>
+        <w:rFonts w:ascii="Courier New" w:hAnsi="Courier New" w:hint="default"/>
+        <w:sz w:val="20"/>
+      </w:rPr>
+    </w:lvl>
+    <w:lvl w:ilvl="2" w:tentative="1">
+      <w:start w:val="1"/>
+      <w:numFmt w:val="bullet"/>
+      <w:lvlText w:val=""/>
+      <w:lvlJc w:val="left"/>
+      <w:pPr>
+        <w:tabs>
+          <w:tab w:val="num" w:pos="2160"/>
+        </w:tabs>
+        <w:ind w:left="2160" w:hanging="360"/>
+      </w:pPr>
+      <w:rPr>
+        <w:rFonts w:ascii="Wingdings" w:hAnsi="Wingdings" w:hint="default"/>
+        <w:sz w:val="20"/>
+      </w:rPr>
+    </w:lvl>
+    <w:lvl w:ilvl="3" w:tentative="1">
+      <w:start w:val="1"/>
+      <w:numFmt w:val="bullet"/>
+      <w:lvlText w:val=""/>
+      <w:lvlJc w:val="left"/>
+      <w:pPr>
+        <w:tabs>
+          <w:tab w:val="num" w:pos="2880"/>
+        </w:tabs>
+        <w:ind w:left="2880" w:hanging="360"/>
+      </w:pPr>
+      <w:rPr>
+        <w:rFonts w:ascii="Wingdings" w:hAnsi="Wingdings" w:hint="default"/>
+        <w:sz w:val="20"/>
+      </w:rPr>
+    </w:lvl>
+    <w:lvl w:ilvl="4" w:tentative="1">
+      <w:start w:val="1"/>
+      <w:numFmt w:val="bullet"/>
+      <w:lvlText w:val=""/>
+      <w:lvlJc w:val="left"/>
+      <w:pPr>
+        <w:tabs>
+          <w:tab w:val="num" w:pos="3600"/>
+        </w:tabs>
+        <w:ind w:left="3600" w:hanging="360"/>
+      </w:pPr>
+      <w:rPr>
+        <w:rFonts w:ascii="Wingdings" w:hAnsi="Wingdings" w:hint="default"/>
+        <w:sz w:val="20"/>
+      </w:rPr>
+    </w:lvl>
+    <w:lvl w:ilvl="5" w:tentative="1">
+      <w:start w:val="1"/>
+      <w:numFmt w:val="bullet"/>
+      <w:lvlText w:val=""/>
+      <w:lvlJc w:val="left"/>
+      <w:pPr>
+        <w:tabs>
+          <w:tab w:val="num" w:pos="4320"/>
+        </w:tabs>
+        <w:ind w:left="4320" w:hanging="360"/>
+      </w:pPr>
+      <w:rPr>
+        <w:rFonts w:ascii="Wingdings" w:hAnsi="Wingdings" w:hint="default"/>
+        <w:sz w:val="20"/>
+      </w:rPr>
+    </w:lvl>
+    <w:lvl w:ilvl="6" w:tentative="1">
+      <w:start w:val="1"/>
+      <w:numFmt w:val="bullet"/>
+      <w:lvlText w:val=""/>
+      <w:lvlJc w:val="left"/>
+      <w:pPr>
+        <w:tabs>
+          <w:tab w:val="num" w:pos="5040"/>
+        </w:tabs>
+        <w:ind w:left="5040" w:hanging="360"/>
+      </w:pPr>
+      <w:rPr>
+        <w:rFonts w:ascii="Wingdings" w:hAnsi="Wingdings" w:hint="default"/>
+        <w:sz w:val="20"/>
+      </w:rPr>
+    </w:lvl>
+    <w:lvl w:ilvl="7" w:tentative="1">
+      <w:start w:val="1"/>
+      <w:numFmt w:val="bullet"/>
+      <w:lvlText w:val=""/>
+      <w:lvlJc w:val="left"/>
+      <w:pPr>
+        <w:tabs>
+          <w:tab w:val="num" w:pos="5760"/>
+        </w:tabs>
+        <w:ind w:left="5760" w:hanging="360"/>
+      </w:pPr>
+      <w:rPr>
+        <w:rFonts w:ascii="Wingdings" w:hAnsi="Wingdings" w:hint="default"/>
+        <w:sz w:val="20"/>
+      </w:rPr>
+    </w:lvl>
+    <w:lvl w:ilvl="8" w:tentative="1">
+      <w:start w:val="1"/>
+      <w:numFmt w:val="bullet"/>
+      <w:lvlText w:val=""/>
+      <w:lvlJc w:val="left"/>
+      <w:pPr>
+        <w:tabs>
+          <w:tab w:val="num" w:pos="6480"/>
+        </w:tabs>
+        <w:ind w:left="6480" w:hanging="360"/>
+      </w:pPr>
+      <w:rPr>
+        <w:rFonts w:ascii="Wingdings" w:hAnsi="Wingdings" w:hint="default"/>
+        <w:sz w:val="20"/>
+      </w:rPr>
+    </w:lvl>
+  </w:abstractNum>
+  <w:abstractNum w:abstractNumId="7" w15:restartNumberingAfterBreak="0">
     <w:nsid w:val="39FF2542"/>
     <w:multiLevelType w:val="hybridMultilevel"/>
     <w:tmpl w:val="FC307726"/>
@@ -2274,7 +2293,156 @@
       </w:pPr>
     </w:lvl>
   </w:abstractNum>
-  <w:abstractNum w:abstractNumId="7" w15:restartNumberingAfterBreak="0">
+  <w:abstractNum w:abstractNumId="8" w15:restartNumberingAfterBreak="0">
+    <w:nsid w:val="5853318B"/>
+    <w:multiLevelType w:val="multilevel"/>
+    <w:tmpl w:val="DEB8CC7A"/>
+    <w:lvl w:ilvl="0">
+      <w:start w:val="1"/>
+      <w:numFmt w:val="bullet"/>
+      <w:lvlText w:val=""/>
+      <w:lvlJc w:val="left"/>
+      <w:pPr>
+        <w:tabs>
+          <w:tab w:val="num" w:pos="720"/>
+        </w:tabs>
+        <w:ind w:left="720" w:hanging="360"/>
+      </w:pPr>
+      <w:rPr>
+        <w:rFonts w:ascii="Symbol" w:hAnsi="Symbol" w:hint="default"/>
+        <w:sz w:val="20"/>
+      </w:rPr>
+    </w:lvl>
+    <w:lvl w:ilvl="1" w:tentative="1">
+      <w:start w:val="1"/>
+      <w:numFmt w:val="bullet"/>
+      <w:lvlText w:val="o"/>
+      <w:lvlJc w:val="left"/>
+      <w:pPr>
+        <w:tabs>
+          <w:tab w:val="num" w:pos="1440"/>
+        </w:tabs>
+        <w:ind w:left="1440" w:hanging="360"/>
+      </w:pPr>
+      <w:rPr>
+        <w:rFonts w:ascii="Courier New" w:hAnsi="Courier New" w:hint="default"/>
+        <w:sz w:val="20"/>
+      </w:rPr>
+    </w:lvl>
+    <w:lvl w:ilvl="2" w:tentative="1">
+      <w:start w:val="1"/>
+      <w:numFmt w:val="bullet"/>
+      <w:lvlText w:val=""/>
+      <w:lvlJc w:val="left"/>
+      <w:pPr>
+        <w:tabs>
+          <w:tab w:val="num" w:pos="2160"/>
+        </w:tabs>
+        <w:ind w:left="2160" w:hanging="360"/>
+      </w:pPr>
+      <w:rPr>
+        <w:rFonts w:ascii="Wingdings" w:hAnsi="Wingdings" w:hint="default"/>
+        <w:sz w:val="20"/>
+      </w:rPr>
+    </w:lvl>
+    <w:lvl w:ilvl="3" w:tentative="1">
+      <w:start w:val="1"/>
+      <w:numFmt w:val="bullet"/>
+      <w:lvlText w:val=""/>
+      <w:lvlJc w:val="left"/>
+      <w:pPr>
+        <w:tabs>
+          <w:tab w:val="num" w:pos="2880"/>
+        </w:tabs>
+        <w:ind w:left="2880" w:hanging="360"/>
+      </w:pPr>
+      <w:rPr>
+        <w:rFonts w:ascii="Wingdings" w:hAnsi="Wingdings" w:hint="default"/>
+        <w:sz w:val="20"/>
+      </w:rPr>
+    </w:lvl>
+    <w:lvl w:ilvl="4" w:tentative="1">
+      <w:start w:val="1"/>
+      <w:numFmt w:val="bullet"/>
+      <w:lvlText w:val=""/>
+      <w:lvlJc w:val="left"/>
+      <w:pPr>
+        <w:tabs>
+          <w:tab w:val="num" w:pos="3600"/>
+        </w:tabs>
+        <w:ind w:left="3600" w:hanging="360"/>
+      </w:pPr>
+      <w:rPr>
+        <w:rFonts w:ascii="Wingdings" w:hAnsi="Wingdings" w:hint="default"/>
+        <w:sz w:val="20"/>
+      </w:rPr>
+    </w:lvl>
+    <w:lvl w:ilvl="5" w:tentative="1">
+      <w:start w:val="1"/>
+      <w:numFmt w:val="bullet"/>
+      <w:lvlText w:val=""/>
+      <w:lvlJc w:val="left"/>
+      <w:pPr>
+        <w:tabs>
+          <w:tab w:val="num" w:pos="4320"/>
+        </w:tabs>
+        <w:ind w:left="4320" w:hanging="360"/>
+      </w:pPr>
+      <w:rPr>
+        <w:rFonts w:ascii="Wingdings" w:hAnsi="Wingdings" w:hint="default"/>
+        <w:sz w:val="20"/>
+      </w:rPr>
+    </w:lvl>
+    <w:lvl w:ilvl="6" w:tentative="1">
+      <w:start w:val="1"/>
+      <w:numFmt w:val="bullet"/>
+      <w:lvlText w:val=""/>
+      <w:lvlJc w:val="left"/>
+      <w:pPr>
+        <w:tabs>
+          <w:tab w:val="num" w:pos="5040"/>
+        </w:tabs>
+        <w:ind w:left="5040" w:hanging="360"/>
+      </w:pPr>
+      <w:rPr>
+        <w:rFonts w:ascii="Wingdings" w:hAnsi="Wingdings" w:hint="default"/>
+        <w:sz w:val="20"/>
+      </w:rPr>
+    </w:lvl>
+    <w:lvl w:ilvl="7" w:tentative="1">
+      <w:start w:val="1"/>
+      <w:numFmt w:val="bullet"/>
+      <w:lvlText w:val=""/>
+      <w:lvlJc w:val="left"/>
+      <w:pPr>
+        <w:tabs>
+          <w:tab w:val="num" w:pos="5760"/>
+        </w:tabs>
+        <w:ind w:left="5760" w:hanging="360"/>
+      </w:pPr>
+      <w:rPr>
+        <w:rFonts w:ascii="Wingdings" w:hAnsi="Wingdings" w:hint="default"/>
+        <w:sz w:val="20"/>
+      </w:rPr>
+    </w:lvl>
+    <w:lvl w:ilvl="8" w:tentative="1">
+      <w:start w:val="1"/>
+      <w:numFmt w:val="bullet"/>
+      <w:lvlText w:val=""/>
+      <w:lvlJc w:val="left"/>
+      <w:pPr>
+        <w:tabs>
+          <w:tab w:val="num" w:pos="6480"/>
+        </w:tabs>
+        <w:ind w:left="6480" w:hanging="360"/>
+      </w:pPr>
+      <w:rPr>
+        <w:rFonts w:ascii="Wingdings" w:hAnsi="Wingdings" w:hint="default"/>
+        <w:sz w:val="20"/>
+      </w:rPr>
+    </w:lvl>
+  </w:abstractNum>
+  <w:abstractNum w:abstractNumId="9" w15:restartNumberingAfterBreak="0">
     <w:nsid w:val="5A2D2A7D"/>
     <w:multiLevelType w:val="hybridMultilevel"/>
     <w:tmpl w:val="62E459AC"/>
@@ -2363,7 +2531,7 @@
       </w:pPr>
     </w:lvl>
   </w:abstractNum>
-  <w:abstractNum w:abstractNumId="8" w15:restartNumberingAfterBreak="0">
+  <w:abstractNum w:abstractNumId="10" w15:restartNumberingAfterBreak="0">
     <w:nsid w:val="5E3D17AF"/>
     <w:multiLevelType w:val="hybridMultilevel"/>
     <w:tmpl w:val="D1D44AB8"/>
@@ -2452,7 +2620,156 @@
       </w:pPr>
     </w:lvl>
   </w:abstractNum>
-  <w:abstractNum w:abstractNumId="9" w15:restartNumberingAfterBreak="0">
+  <w:abstractNum w:abstractNumId="11" w15:restartNumberingAfterBreak="0">
+    <w:nsid w:val="61BC41BB"/>
+    <w:multiLevelType w:val="multilevel"/>
+    <w:tmpl w:val="AFA0429A"/>
+    <w:lvl w:ilvl="0">
+      <w:start w:val="1"/>
+      <w:numFmt w:val="bullet"/>
+      <w:lvlText w:val=""/>
+      <w:lvlJc w:val="left"/>
+      <w:pPr>
+        <w:tabs>
+          <w:tab w:val="num" w:pos="720"/>
+        </w:tabs>
+        <w:ind w:left="720" w:hanging="360"/>
+      </w:pPr>
+      <w:rPr>
+        <w:rFonts w:ascii="Symbol" w:hAnsi="Symbol" w:hint="default"/>
+        <w:sz w:val="20"/>
+      </w:rPr>
+    </w:lvl>
+    <w:lvl w:ilvl="1" w:tentative="1">
+      <w:start w:val="1"/>
+      <w:numFmt w:val="bullet"/>
+      <w:lvlText w:val="o"/>
+      <w:lvlJc w:val="left"/>
+      <w:pPr>
+        <w:tabs>
+          <w:tab w:val="num" w:pos="1440"/>
+        </w:tabs>
+        <w:ind w:left="1440" w:hanging="360"/>
+      </w:pPr>
+      <w:rPr>
+        <w:rFonts w:ascii="Courier New" w:hAnsi="Courier New" w:hint="default"/>
+        <w:sz w:val="20"/>
+      </w:rPr>
+    </w:lvl>
+    <w:lvl w:ilvl="2" w:tentative="1">
+      <w:start w:val="1"/>
+      <w:numFmt w:val="bullet"/>
+      <w:lvlText w:val=""/>
+      <w:lvlJc w:val="left"/>
+      <w:pPr>
+        <w:tabs>
+          <w:tab w:val="num" w:pos="2160"/>
+        </w:tabs>
+        <w:ind w:left="2160" w:hanging="360"/>
+      </w:pPr>
+      <w:rPr>
+        <w:rFonts w:ascii="Wingdings" w:hAnsi="Wingdings" w:hint="default"/>
+        <w:sz w:val="20"/>
+      </w:rPr>
+    </w:lvl>
+    <w:lvl w:ilvl="3" w:tentative="1">
+      <w:start w:val="1"/>
+      <w:numFmt w:val="bullet"/>
+      <w:lvlText w:val=""/>
+      <w:lvlJc w:val="left"/>
+      <w:pPr>
+        <w:tabs>
+          <w:tab w:val="num" w:pos="2880"/>
+        </w:tabs>
+        <w:ind w:left="2880" w:hanging="360"/>
+      </w:pPr>
+      <w:rPr>
+        <w:rFonts w:ascii="Wingdings" w:hAnsi="Wingdings" w:hint="default"/>
+        <w:sz w:val="20"/>
+      </w:rPr>
+    </w:lvl>
+    <w:lvl w:ilvl="4" w:tentative="1">
+      <w:start w:val="1"/>
+      <w:numFmt w:val="bullet"/>
+      <w:lvlText w:val=""/>
+      <w:lvlJc w:val="left"/>
+      <w:pPr>
+        <w:tabs>
+          <w:tab w:val="num" w:pos="3600"/>
+        </w:tabs>
+        <w:ind w:left="3600" w:hanging="360"/>
+      </w:pPr>
+      <w:rPr>
+        <w:rFonts w:ascii="Wingdings" w:hAnsi="Wingdings" w:hint="default"/>
+        <w:sz w:val="20"/>
+      </w:rPr>
+    </w:lvl>
+    <w:lvl w:ilvl="5" w:tentative="1">
+      <w:start w:val="1"/>
+      <w:numFmt w:val="bullet"/>
+      <w:lvlText w:val=""/>
+      <w:lvlJc w:val="left"/>
+      <w:pPr>
+        <w:tabs>
+          <w:tab w:val="num" w:pos="4320"/>
+        </w:tabs>
+        <w:ind w:left="4320" w:hanging="360"/>
+      </w:pPr>
+      <w:rPr>
+        <w:rFonts w:ascii="Wingdings" w:hAnsi="Wingdings" w:hint="default"/>
+        <w:sz w:val="20"/>
+      </w:rPr>
+    </w:lvl>
+    <w:lvl w:ilvl="6" w:tentative="1">
+      <w:start w:val="1"/>
+      <w:numFmt w:val="bullet"/>
+      <w:lvlText w:val=""/>
+      <w:lvlJc w:val="left"/>
+      <w:pPr>
+        <w:tabs>
+          <w:tab w:val="num" w:pos="5040"/>
+        </w:tabs>
+        <w:ind w:left="5040" w:hanging="360"/>
+      </w:pPr>
+      <w:rPr>
+        <w:rFonts w:ascii="Wingdings" w:hAnsi="Wingdings" w:hint="default"/>
+        <w:sz w:val="20"/>
+      </w:rPr>
+    </w:lvl>
+    <w:lvl w:ilvl="7" w:tentative="1">
+      <w:start w:val="1"/>
+      <w:numFmt w:val="bullet"/>
+      <w:lvlText w:val=""/>
+      <w:lvlJc w:val="left"/>
+      <w:pPr>
+        <w:tabs>
+          <w:tab w:val="num" w:pos="5760"/>
+        </w:tabs>
+        <w:ind w:left="5760" w:hanging="360"/>
+      </w:pPr>
+      <w:rPr>
+        <w:rFonts w:ascii="Wingdings" w:hAnsi="Wingdings" w:hint="default"/>
+        <w:sz w:val="20"/>
+      </w:rPr>
+    </w:lvl>
+    <w:lvl w:ilvl="8" w:tentative="1">
+      <w:start w:val="1"/>
+      <w:numFmt w:val="bullet"/>
+      <w:lvlText w:val=""/>
+      <w:lvlJc w:val="left"/>
+      <w:pPr>
+        <w:tabs>
+          <w:tab w:val="num" w:pos="6480"/>
+        </w:tabs>
+        <w:ind w:left="6480" w:hanging="360"/>
+      </w:pPr>
+      <w:rPr>
+        <w:rFonts w:ascii="Wingdings" w:hAnsi="Wingdings" w:hint="default"/>
+        <w:sz w:val="20"/>
+      </w:rPr>
+    </w:lvl>
+  </w:abstractNum>
+  <w:abstractNum w:abstractNumId="12" w15:restartNumberingAfterBreak="0">
     <w:nsid w:val="681F2AD2"/>
     <w:multiLevelType w:val="multilevel"/>
     <w:tmpl w:val="F64AF556"/>
@@ -2601,7 +2918,156 @@
       </w:rPr>
     </w:lvl>
   </w:abstractNum>
-  <w:abstractNum w:abstractNumId="10" w15:restartNumberingAfterBreak="0">
+  <w:abstractNum w:abstractNumId="13" w15:restartNumberingAfterBreak="0">
+    <w:nsid w:val="709D083B"/>
+    <w:multiLevelType w:val="multilevel"/>
+    <w:tmpl w:val="DC8ED908"/>
+    <w:lvl w:ilvl="0">
+      <w:start w:val="1"/>
+      <w:numFmt w:val="bullet"/>
+      <w:lvlText w:val=""/>
+      <w:lvlJc w:val="left"/>
+      <w:pPr>
+        <w:tabs>
+          <w:tab w:val="num" w:pos="720"/>
+        </w:tabs>
+        <w:ind w:left="720" w:hanging="360"/>
+      </w:pPr>
+      <w:rPr>
+        <w:rFonts w:ascii="Symbol" w:hAnsi="Symbol" w:hint="default"/>
+        <w:sz w:val="20"/>
+      </w:rPr>
+    </w:lvl>
+    <w:lvl w:ilvl="1" w:tentative="1">
+      <w:start w:val="1"/>
+      <w:numFmt w:val="bullet"/>
+      <w:lvlText w:val="o"/>
+      <w:lvlJc w:val="left"/>
+      <w:pPr>
+        <w:tabs>
+          <w:tab w:val="num" w:pos="1440"/>
+        </w:tabs>
+        <w:ind w:left="1440" w:hanging="360"/>
+      </w:pPr>
+      <w:rPr>
+        <w:rFonts w:ascii="Courier New" w:hAnsi="Courier New" w:hint="default"/>
+        <w:sz w:val="20"/>
+      </w:rPr>
+    </w:lvl>
+    <w:lvl w:ilvl="2" w:tentative="1">
+      <w:start w:val="1"/>
+      <w:numFmt w:val="bullet"/>
+      <w:lvlText w:val=""/>
+      <w:lvlJc w:val="left"/>
+      <w:pPr>
+        <w:tabs>
+          <w:tab w:val="num" w:pos="2160"/>
+        </w:tabs>
+        <w:ind w:left="2160" w:hanging="360"/>
+      </w:pPr>
+      <w:rPr>
+        <w:rFonts w:ascii="Wingdings" w:hAnsi="Wingdings" w:hint="default"/>
+        <w:sz w:val="20"/>
+      </w:rPr>
+    </w:lvl>
+    <w:lvl w:ilvl="3" w:tentative="1">
+      <w:start w:val="1"/>
+      <w:numFmt w:val="bullet"/>
+      <w:lvlText w:val=""/>
+      <w:lvlJc w:val="left"/>
+      <w:pPr>
+        <w:tabs>
+          <w:tab w:val="num" w:pos="2880"/>
+        </w:tabs>
+        <w:ind w:left="2880" w:hanging="360"/>
+      </w:pPr>
+      <w:rPr>
+        <w:rFonts w:ascii="Wingdings" w:hAnsi="Wingdings" w:hint="default"/>
+        <w:sz w:val="20"/>
+      </w:rPr>
+    </w:lvl>
+    <w:lvl w:ilvl="4" w:tentative="1">
+      <w:start w:val="1"/>
+      <w:numFmt w:val="bullet"/>
+      <w:lvlText w:val=""/>
+      <w:lvlJc w:val="left"/>
+      <w:pPr>
+        <w:tabs>
+          <w:tab w:val="num" w:pos="3600"/>
+        </w:tabs>
+        <w:ind w:left="3600" w:hanging="360"/>
+      </w:pPr>
+      <w:rPr>
+        <w:rFonts w:ascii="Wingdings" w:hAnsi="Wingdings" w:hint="default"/>
+        <w:sz w:val="20"/>
+      </w:rPr>
+    </w:lvl>
+    <w:lvl w:ilvl="5" w:tentative="1">
+      <w:start w:val="1"/>
+      <w:numFmt w:val="bullet"/>
+      <w:lvlText w:val=""/>
+      <w:lvlJc w:val="left"/>
+      <w:pPr>
+        <w:tabs>
+          <w:tab w:val="num" w:pos="4320"/>
+        </w:tabs>
+        <w:ind w:left="4320" w:hanging="360"/>
+      </w:pPr>
+      <w:rPr>
+        <w:rFonts w:ascii="Wingdings" w:hAnsi="Wingdings" w:hint="default"/>
+        <w:sz w:val="20"/>
+      </w:rPr>
+    </w:lvl>
+    <w:lvl w:ilvl="6" w:tentative="1">
+      <w:start w:val="1"/>
+      <w:numFmt w:val="bullet"/>
+      <w:lvlText w:val=""/>
+      <w:lvlJc w:val="left"/>
+      <w:pPr>
+        <w:tabs>
+          <w:tab w:val="num" w:pos="5040"/>
+        </w:tabs>
+        <w:ind w:left="5040" w:hanging="360"/>
+      </w:pPr>
+      <w:rPr>
+        <w:rFonts w:ascii="Wingdings" w:hAnsi="Wingdings" w:hint="default"/>
+        <w:sz w:val="20"/>
+      </w:rPr>
+    </w:lvl>
+    <w:lvl w:ilvl="7" w:tentative="1">
+      <w:start w:val="1"/>
+      <w:numFmt w:val="bullet"/>
+      <w:lvlText w:val=""/>
+      <w:lvlJc w:val="left"/>
+      <w:pPr>
+        <w:tabs>
+          <w:tab w:val="num" w:pos="5760"/>
+        </w:tabs>
+        <w:ind w:left="5760" w:hanging="360"/>
+      </w:pPr>
+      <w:rPr>
+        <w:rFonts w:ascii="Wingdings" w:hAnsi="Wingdings" w:hint="default"/>
+        <w:sz w:val="20"/>
+      </w:rPr>
+    </w:lvl>
+    <w:lvl w:ilvl="8" w:tentative="1">
+      <w:start w:val="1"/>
+      <w:numFmt w:val="bullet"/>
+      <w:lvlText w:val=""/>
+      <w:lvlJc w:val="left"/>
+      <w:pPr>
+        <w:tabs>
+          <w:tab w:val="num" w:pos="6480"/>
+        </w:tabs>
+        <w:ind w:left="6480" w:hanging="360"/>
+      </w:pPr>
+      <w:rPr>
+        <w:rFonts w:ascii="Wingdings" w:hAnsi="Wingdings" w:hint="default"/>
+        <w:sz w:val="20"/>
+      </w:rPr>
+    </w:lvl>
+  </w:abstractNum>
+  <w:abstractNum w:abstractNumId="14" w15:restartNumberingAfterBreak="0">
     <w:nsid w:val="77802C78"/>
     <w:multiLevelType w:val="multilevel"/>
     <w:tmpl w:val="5506179C"/>
@@ -2750,14 +3216,163 @@
       </w:rPr>
     </w:lvl>
   </w:abstractNum>
+  <w:abstractNum w:abstractNumId="15" w15:restartNumberingAfterBreak="0">
+    <w:nsid w:val="7D9A629C"/>
+    <w:multiLevelType w:val="multilevel"/>
+    <w:tmpl w:val="A82C31D8"/>
+    <w:lvl w:ilvl="0">
+      <w:start w:val="1"/>
+      <w:numFmt w:val="bullet"/>
+      <w:lvlText w:val=""/>
+      <w:lvlJc w:val="left"/>
+      <w:pPr>
+        <w:tabs>
+          <w:tab w:val="num" w:pos="720"/>
+        </w:tabs>
+        <w:ind w:left="720" w:hanging="360"/>
+      </w:pPr>
+      <w:rPr>
+        <w:rFonts w:ascii="Symbol" w:hAnsi="Symbol" w:hint="default"/>
+        <w:sz w:val="20"/>
+      </w:rPr>
+    </w:lvl>
+    <w:lvl w:ilvl="1" w:tentative="1">
+      <w:start w:val="1"/>
+      <w:numFmt w:val="bullet"/>
+      <w:lvlText w:val="o"/>
+      <w:lvlJc w:val="left"/>
+      <w:pPr>
+        <w:tabs>
+          <w:tab w:val="num" w:pos="1440"/>
+        </w:tabs>
+        <w:ind w:left="1440" w:hanging="360"/>
+      </w:pPr>
+      <w:rPr>
+        <w:rFonts w:ascii="Courier New" w:hAnsi="Courier New" w:hint="default"/>
+        <w:sz w:val="20"/>
+      </w:rPr>
+    </w:lvl>
+    <w:lvl w:ilvl="2" w:tentative="1">
+      <w:start w:val="1"/>
+      <w:numFmt w:val="bullet"/>
+      <w:lvlText w:val=""/>
+      <w:lvlJc w:val="left"/>
+      <w:pPr>
+        <w:tabs>
+          <w:tab w:val="num" w:pos="2160"/>
+        </w:tabs>
+        <w:ind w:left="2160" w:hanging="360"/>
+      </w:pPr>
+      <w:rPr>
+        <w:rFonts w:ascii="Wingdings" w:hAnsi="Wingdings" w:hint="default"/>
+        <w:sz w:val="20"/>
+      </w:rPr>
+    </w:lvl>
+    <w:lvl w:ilvl="3" w:tentative="1">
+      <w:start w:val="1"/>
+      <w:numFmt w:val="bullet"/>
+      <w:lvlText w:val=""/>
+      <w:lvlJc w:val="left"/>
+      <w:pPr>
+        <w:tabs>
+          <w:tab w:val="num" w:pos="2880"/>
+        </w:tabs>
+        <w:ind w:left="2880" w:hanging="360"/>
+      </w:pPr>
+      <w:rPr>
+        <w:rFonts w:ascii="Wingdings" w:hAnsi="Wingdings" w:hint="default"/>
+        <w:sz w:val="20"/>
+      </w:rPr>
+    </w:lvl>
+    <w:lvl w:ilvl="4" w:tentative="1">
+      <w:start w:val="1"/>
+      <w:numFmt w:val="bullet"/>
+      <w:lvlText w:val=""/>
+      <w:lvlJc w:val="left"/>
+      <w:pPr>
+        <w:tabs>
+          <w:tab w:val="num" w:pos="3600"/>
+        </w:tabs>
+        <w:ind w:left="3600" w:hanging="360"/>
+      </w:pPr>
+      <w:rPr>
+        <w:rFonts w:ascii="Wingdings" w:hAnsi="Wingdings" w:hint="default"/>
+        <w:sz w:val="20"/>
+      </w:rPr>
+    </w:lvl>
+    <w:lvl w:ilvl="5" w:tentative="1">
+      <w:start w:val="1"/>
+      <w:numFmt w:val="bullet"/>
+      <w:lvlText w:val=""/>
+      <w:lvlJc w:val="left"/>
+      <w:pPr>
+        <w:tabs>
+          <w:tab w:val="num" w:pos="4320"/>
+        </w:tabs>
+        <w:ind w:left="4320" w:hanging="360"/>
+      </w:pPr>
+      <w:rPr>
+        <w:rFonts w:ascii="Wingdings" w:hAnsi="Wingdings" w:hint="default"/>
+        <w:sz w:val="20"/>
+      </w:rPr>
+    </w:lvl>
+    <w:lvl w:ilvl="6" w:tentative="1">
+      <w:start w:val="1"/>
+      <w:numFmt w:val="bullet"/>
+      <w:lvlText w:val=""/>
+      <w:lvlJc w:val="left"/>
+      <w:pPr>
+        <w:tabs>
+          <w:tab w:val="num" w:pos="5040"/>
+        </w:tabs>
+        <w:ind w:left="5040" w:hanging="360"/>
+      </w:pPr>
+      <w:rPr>
+        <w:rFonts w:ascii="Wingdings" w:hAnsi="Wingdings" w:hint="default"/>
+        <w:sz w:val="20"/>
+      </w:rPr>
+    </w:lvl>
+    <w:lvl w:ilvl="7" w:tentative="1">
+      <w:start w:val="1"/>
+      <w:numFmt w:val="bullet"/>
+      <w:lvlText w:val=""/>
+      <w:lvlJc w:val="left"/>
+      <w:pPr>
+        <w:tabs>
+          <w:tab w:val="num" w:pos="5760"/>
+        </w:tabs>
+        <w:ind w:left="5760" w:hanging="360"/>
+      </w:pPr>
+      <w:rPr>
+        <w:rFonts w:ascii="Wingdings" w:hAnsi="Wingdings" w:hint="default"/>
+        <w:sz w:val="20"/>
+      </w:rPr>
+    </w:lvl>
+    <w:lvl w:ilvl="8" w:tentative="1">
+      <w:start w:val="1"/>
+      <w:numFmt w:val="bullet"/>
+      <w:lvlText w:val=""/>
+      <w:lvlJc w:val="left"/>
+      <w:pPr>
+        <w:tabs>
+          <w:tab w:val="num" w:pos="6480"/>
+        </w:tabs>
+        <w:ind w:left="6480" w:hanging="360"/>
+      </w:pPr>
+      <w:rPr>
+        <w:rFonts w:ascii="Wingdings" w:hAnsi="Wingdings" w:hint="default"/>
+        <w:sz w:val="20"/>
+      </w:rPr>
+    </w:lvl>
+  </w:abstractNum>
   <w:num w:numId="1">
-    <w:abstractNumId w:val="6"/>
+    <w:abstractNumId w:val="7"/>
   </w:num>
   <w:num w:numId="2">
-    <w:abstractNumId w:val="7"/>
+    <w:abstractNumId w:val="9"/>
   </w:num>
   <w:num w:numId="3">
-    <w:abstractNumId w:val="8"/>
+    <w:abstractNumId w:val="10"/>
   </w:num>
   <w:num w:numId="4">
     <w:abstractNumId w:val="2"/>
@@ -2772,16 +3387,31 @@
     <w:abstractNumId w:val="0"/>
   </w:num>
   <w:num w:numId="8">
-    <w:abstractNumId w:val="9"/>
+    <w:abstractNumId w:val="12"/>
   </w:num>
   <w:num w:numId="9">
     <w:abstractNumId w:val="3"/>
   </w:num>
   <w:num w:numId="10">
-    <w:abstractNumId w:val="10"/>
+    <w:abstractNumId w:val="14"/>
   </w:num>
   <w:num w:numId="11">
     <w:abstractNumId w:val="1"/>
+  </w:num>
+  <w:num w:numId="12">
+    <w:abstractNumId w:val="8"/>
+  </w:num>
+  <w:num w:numId="13">
+    <w:abstractNumId w:val="15"/>
+  </w:num>
+  <w:num w:numId="14">
+    <w:abstractNumId w:val="13"/>
+  </w:num>
+  <w:num w:numId="15">
+    <w:abstractNumId w:val="11"/>
+  </w:num>
+  <w:num w:numId="16">
+    <w:abstractNumId w:val="6"/>
   </w:num>
 </w:numbering>
 </file>
@@ -3229,6 +3859,28 @@
       <w:szCs w:val="26"/>
     </w:rPr>
   </w:style>
+  <w:style w:type="paragraph" w:styleId="3">
+    <w:name w:val="heading 3"/>
+    <w:basedOn w:val="a"/>
+    <w:next w:val="a"/>
+    <w:link w:val="30"/>
+    <w:uiPriority w:val="9"/>
+    <w:unhideWhenUsed/>
+    <w:qFormat/>
+    <w:rsid w:val="005062C5"/>
+    <w:pPr>
+      <w:keepNext/>
+      <w:keepLines/>
+      <w:spacing w:before="40" w:after="0"/>
+      <w:outlineLvl w:val="2"/>
+    </w:pPr>
+    <w:rPr>
+      <w:rFonts w:asciiTheme="majorHAnsi" w:eastAsiaTheme="majorEastAsia" w:hAnsiTheme="majorHAnsi" w:cstheme="majorBidi"/>
+      <w:color w:val="1F3763" w:themeColor="accent1" w:themeShade="7F"/>
+      <w:sz w:val="24"/>
+      <w:szCs w:val="24"/>
+    </w:rPr>
+  </w:style>
   <w:style w:type="character" w:default="1" w:styleId="a0">
     <w:name w:val="Default Paragraph Font"/>
     <w:uiPriority w:val="1"/>
@@ -3416,6 +4068,19 @@
       <w:color w:val="2F5496" w:themeColor="accent1" w:themeShade="BF"/>
       <w:sz w:val="26"/>
       <w:szCs w:val="26"/>
+    </w:rPr>
+  </w:style>
+  <w:style w:type="character" w:customStyle="1" w:styleId="30">
+    <w:name w:val="Заголовок 3 Знак"/>
+    <w:basedOn w:val="a0"/>
+    <w:link w:val="3"/>
+    <w:uiPriority w:val="9"/>
+    <w:rsid w:val="005062C5"/>
+    <w:rPr>
+      <w:rFonts w:asciiTheme="majorHAnsi" w:eastAsiaTheme="majorEastAsia" w:hAnsiTheme="majorHAnsi" w:cstheme="majorBidi"/>
+      <w:color w:val="1F3763" w:themeColor="accent1" w:themeShade="7F"/>
+      <w:sz w:val="24"/>
+      <w:szCs w:val="24"/>
     </w:rPr>
   </w:style>
 </w:styles>
